--- a/content/member-assets/mobile-headlight-restoration/ai-prompt-pack.docx
+++ b/content/member-assets/mobile-headlight-restoration/ai-prompt-pack.docx
@@ -759,7 +759,7 @@
               <w:pStyle w:val="TableCell"/>
             </w:pPr>
             <w:r>
-              <w:t xml:space="preserve">How to use these prompts — Use AI for lead scoring, outreach, quote notes, and handoff copy; do not use it to decide…</w:t>
+              <w:t xml:space="preserve">How to use these prompts - Use AI for lead scoring, outreach, quote notes, and handoff copy; do not use it to decide…</w:t>
             </w:r>
           </w:p>
         </w:tc>
@@ -801,7 +801,7 @@
               <w:pStyle w:val="TableCell"/>
             </w:pPr>
             <w:r>
-              <w:t xml:space="preserve">Photo-based lead scoring prompts — Review these headlight photos and prospect notes: [paste]. Return a table with Car, Visible…</w:t>
+              <w:t xml:space="preserve">Photo-based lead scoring prompts - Review these headlight photos and prospect notes: [paste]. Return a table with Car, Visible…</w:t>
             </w:r>
           </w:p>
         </w:tc>
@@ -845,7 +845,7 @@
               <w:pStyle w:val="TableCell"/>
             </w:pPr>
             <w:r>
-              <w:t xml:space="preserve">Quote and scope prompts — Turn these client details into a conservative quote: [car make/model, lens photos…</w:t>
+              <w:t xml:space="preserve">Quote and scope prompts - Turn these client details into a conservative quote: [car make/model, lens photos…</w:t>
             </w:r>
           </w:p>
         </w:tc>
@@ -887,7 +887,7 @@
               <w:pStyle w:val="TableCell"/>
             </w:pPr>
             <w:r>
-              <w:t xml:space="preserve">Outreach prompts — Write a neighbour note for a car with cloudy headlights. Mention the visible issue…</w:t>
+              <w:t xml:space="preserve">Outreach prompts - Write a neighbour note for a car with cloudy headlights. Mention the visible issue…</w:t>
             </w:r>
           </w:p>
         </w:tc>
@@ -931,7 +931,7 @@
               <w:pStyle w:val="TableCell"/>
             </w:pPr>
             <w:r>
-              <w:t xml:space="preserve">Safety and expectation language prompts — Rewrite this client message so it explains restoration limits without sounding negative…</w:t>
+              <w:t xml:space="preserve">Safety and expectation language prompts - Rewrite this client message so it explains restoration limits without sounding negative…</w:t>
             </w:r>
           </w:p>
         </w:tc>
@@ -973,7 +973,7 @@
               <w:pStyle w:val="TableCell"/>
             </w:pPr>
             <w:r>
-              <w:t xml:space="preserve">QA prompts — QA this headlight restoration quote before I send it: [paste]. Check for unsupported safety…</w:t>
+              <w:t xml:space="preserve">QA prompts - QA this headlight restoration quote before I send it: [paste]. Check for unsupported safety…</w:t>
             </w:r>
           </w:p>
         </w:tc>
@@ -1017,7 +1017,7 @@
               <w:pStyle w:val="TableCell"/>
             </w:pPr>
             <w:r>
-              <w:t xml:space="preserve">Prompt quality rules — Always paste real context before asking for output.</w:t>
+              <w:t xml:space="preserve">Prompt quality rules - Always paste real context before asking for output.</w:t>
             </w:r>
           </w:p>
         </w:tc>
@@ -1059,7 +1059,7 @@
               <w:pStyle w:val="TableCell"/>
             </w:pPr>
             <w:r>
-              <w:t xml:space="preserve">Final QA prompt — Review this client-facing output before I send it: [paste output]. Check for unsupported…</w:t>
+              <w:t xml:space="preserve">Final QA prompt - Review this client-facing output before I send it: [paste output]. Check for unsupported…</w:t>
             </w:r>
           </w:p>
         </w:tc>
@@ -1103,7 +1103,7 @@
               <w:pStyle w:val="TableCell"/>
             </w:pPr>
             <w:r>
-              <w:t xml:space="preserve">Buyer-ready deliverable standard — This asset is for car owners, used-car sellers, landlords with fleets, and local dealers…</w:t>
+              <w:t xml:space="preserve">Buyer-ready deliverable standard - This asset is for car owners, used-car sellers, landlords with fleets, and local dealers…</w:t>
             </w:r>
           </w:p>
         </w:tc>
@@ -1145,7 +1145,7 @@
               <w:pStyle w:val="TableCell"/>
             </w:pPr>
             <w:r>
-              <w:t xml:space="preserve">Inputs to collect before delivery — Business name, owner or approver, preferred contact channel, and deadline.</w:t>
+              <w:t xml:space="preserve">Inputs to collect before delivery - Business name, owner or approver, preferred contact channel, and deadline.</w:t>
             </w:r>
           </w:p>
         </w:tc>
@@ -1189,7 +1189,7 @@
               <w:pStyle w:val="TableCell"/>
             </w:pPr>
             <w:r>
-              <w:t xml:space="preserve">Evidence capture for renewal or case study — Save the before state with dated screenshots or source files.</w:t>
+              <w:t xml:space="preserve">Evidence capture for renewal or case study - Save the before state with dated screenshots or source files.</w:t>
             </w:r>
           </w:p>
         </w:tc>
@@ -1231,7 +1231,7 @@
               <w:pStyle w:val="TableCell"/>
             </w:pPr>
             <w:r>
-              <w:t xml:space="preserve">Client handoff message — Here is the finished ai prompt pack for [business]. I included the working file, final…</w:t>
+              <w:t xml:space="preserve">Client handoff message - Here is the finished ai prompt pack for [business]. I included the working file, final…</w:t>
             </w:r>
           </w:p>
         </w:tc>
@@ -1275,7 +1275,7 @@
               <w:pStyle w:val="TableCell"/>
             </w:pPr>
             <w:r>
-              <w:t xml:space="preserve">Pricing and scope guardrails — Starter scope: one focused deliverable, one input list, one approval round, final export.</w:t>
+              <w:t xml:space="preserve">Pricing and scope guardrails - Starter scope: one focused deliverable, one input list, one approval round, final export.</w:t>
             </w:r>
           </w:p>
         </w:tc>
@@ -1317,7 +1317,7 @@
               <w:pStyle w:val="TableCell"/>
             </w:pPr>
             <w:r>
-              <w:t xml:space="preserve">Final QA before sending — All bracketed placeholders are replaced or intentionally marked for buyer approval.</w:t>
+              <w:t xml:space="preserve">Final QA before sending - All bracketed placeholders are replaced or intentionally marked for buyer approval.</w:t>
             </w:r>
           </w:p>
         </w:tc>
@@ -2453,7 +2453,7 @@
     <w:lvl w:ilvl="0">
       <w:start w:val="1"/>
       <w:numFmt w:val="bullet"/>
-      <w:lvlText w:val="–"/>
+      <w:lvlText w:val="-"/>
       <w:pPr>
         <w:ind w:left="540" w:hanging="220"/>
       </w:pPr>

--- a/content/member-assets/mobile-headlight-restoration/ai-prompt-pack.docx
+++ b/content/member-assets/mobile-headlight-restoration/ai-prompt-pack.docx
@@ -673,13 +673,13 @@
         <w:tblLook w:firstRow="1" w:noHBand="0" w:noVBand="1"/>
       </w:tblPr>
       <w:tblGrid>
-        <w:gridCol w:w="1180"/>
-        <w:gridCol w:w="7940"/>
+        <w:gridCol w:w="1500"/>
+        <w:gridCol w:w="7620"/>
       </w:tblGrid>
       <w:tr>
         <w:tc>
           <w:tcPr>
-            <w:tcW w:w="1180" w:type="dxa"/>
+            <w:tcW w:w="1500" w:type="dxa"/>
             <w:shd w:fill="0A0A0A"/>
             <w:tcMar>
               <w:top w:w="120" w:type="dxa"/>
@@ -700,7 +700,7 @@
         </w:tc>
         <w:tc>
           <w:tcPr>
-            <w:tcW w:w="7940" w:type="dxa"/>
+            <w:tcW w:w="7620" w:type="dxa"/>
             <w:shd w:fill="0A0A0A"/>
             <w:tcMar>
               <w:top w:w="120" w:type="dxa"/>
@@ -723,7 +723,7 @@
       <w:tr>
         <w:tc>
           <w:tcPr>
-            <w:tcW w:w="1180" w:type="dxa"/>
+            <w:tcW w:w="1500" w:type="dxa"/>
             <w:shd w:fill="F5F3F1"/>
             <w:tcMar>
               <w:top w:w="120" w:type="dxa"/>
@@ -744,7 +744,7 @@
         </w:tc>
         <w:tc>
           <w:tcPr>
-            <w:tcW w:w="7940" w:type="dxa"/>
+            <w:tcW w:w="7620" w:type="dxa"/>
             <w:shd w:fill="F5F3F1"/>
             <w:tcMar>
               <w:top w:w="120" w:type="dxa"/>
@@ -767,7 +767,7 @@
       <w:tr>
         <w:tc>
           <w:tcPr>
-            <w:tcW w:w="1180" w:type="dxa"/>
+            <w:tcW w:w="1500" w:type="dxa"/>
             <w:tcMar>
               <w:top w:w="120" w:type="dxa"/>
               <w:left w:w="150" w:type="dxa"/>
@@ -787,7 +787,7 @@
         </w:tc>
         <w:tc>
           <w:tcPr>
-            <w:tcW w:w="7940" w:type="dxa"/>
+            <w:tcW w:w="7620" w:type="dxa"/>
             <w:tcMar>
               <w:top w:w="120" w:type="dxa"/>
               <w:left w:w="150" w:type="dxa"/>
@@ -809,7 +809,7 @@
       <w:tr>
         <w:tc>
           <w:tcPr>
-            <w:tcW w:w="1180" w:type="dxa"/>
+            <w:tcW w:w="1500" w:type="dxa"/>
             <w:shd w:fill="F5F3F1"/>
             <w:tcMar>
               <w:top w:w="120" w:type="dxa"/>
@@ -830,7 +830,7 @@
         </w:tc>
         <w:tc>
           <w:tcPr>
-            <w:tcW w:w="7940" w:type="dxa"/>
+            <w:tcW w:w="7620" w:type="dxa"/>
             <w:shd w:fill="F5F3F1"/>
             <w:tcMar>
               <w:top w:w="120" w:type="dxa"/>
@@ -853,7 +853,7 @@
       <w:tr>
         <w:tc>
           <w:tcPr>
-            <w:tcW w:w="1180" w:type="dxa"/>
+            <w:tcW w:w="1500" w:type="dxa"/>
             <w:tcMar>
               <w:top w:w="120" w:type="dxa"/>
               <w:left w:w="150" w:type="dxa"/>
@@ -873,7 +873,7 @@
         </w:tc>
         <w:tc>
           <w:tcPr>
-            <w:tcW w:w="7940" w:type="dxa"/>
+            <w:tcW w:w="7620" w:type="dxa"/>
             <w:tcMar>
               <w:top w:w="120" w:type="dxa"/>
               <w:left w:w="150" w:type="dxa"/>
@@ -895,7 +895,7 @@
       <w:tr>
         <w:tc>
           <w:tcPr>
-            <w:tcW w:w="1180" w:type="dxa"/>
+            <w:tcW w:w="1500" w:type="dxa"/>
             <w:shd w:fill="F5F3F1"/>
             <w:tcMar>
               <w:top w:w="120" w:type="dxa"/>
@@ -916,7 +916,7 @@
         </w:tc>
         <w:tc>
           <w:tcPr>
-            <w:tcW w:w="7940" w:type="dxa"/>
+            <w:tcW w:w="7620" w:type="dxa"/>
             <w:shd w:fill="F5F3F1"/>
             <w:tcMar>
               <w:top w:w="120" w:type="dxa"/>
@@ -939,7 +939,7 @@
       <w:tr>
         <w:tc>
           <w:tcPr>
-            <w:tcW w:w="1180" w:type="dxa"/>
+            <w:tcW w:w="1500" w:type="dxa"/>
             <w:tcMar>
               <w:top w:w="120" w:type="dxa"/>
               <w:left w:w="150" w:type="dxa"/>
@@ -959,7 +959,7 @@
         </w:tc>
         <w:tc>
           <w:tcPr>
-            <w:tcW w:w="7940" w:type="dxa"/>
+            <w:tcW w:w="7620" w:type="dxa"/>
             <w:tcMar>
               <w:top w:w="120" w:type="dxa"/>
               <w:left w:w="150" w:type="dxa"/>
@@ -981,7 +981,7 @@
       <w:tr>
         <w:tc>
           <w:tcPr>
-            <w:tcW w:w="1180" w:type="dxa"/>
+            <w:tcW w:w="1500" w:type="dxa"/>
             <w:shd w:fill="F5F3F1"/>
             <w:tcMar>
               <w:top w:w="120" w:type="dxa"/>
@@ -1002,7 +1002,7 @@
         </w:tc>
         <w:tc>
           <w:tcPr>
-            <w:tcW w:w="7940" w:type="dxa"/>
+            <w:tcW w:w="7620" w:type="dxa"/>
             <w:shd w:fill="F5F3F1"/>
             <w:tcMar>
               <w:top w:w="120" w:type="dxa"/>
@@ -1025,7 +1025,7 @@
       <w:tr>
         <w:tc>
           <w:tcPr>
-            <w:tcW w:w="1180" w:type="dxa"/>
+            <w:tcW w:w="1500" w:type="dxa"/>
             <w:tcMar>
               <w:top w:w="120" w:type="dxa"/>
               <w:left w:w="150" w:type="dxa"/>
@@ -1045,7 +1045,7 @@
         </w:tc>
         <w:tc>
           <w:tcPr>
-            <w:tcW w:w="7940" w:type="dxa"/>
+            <w:tcW w:w="7620" w:type="dxa"/>
             <w:tcMar>
               <w:top w:w="120" w:type="dxa"/>
               <w:left w:w="150" w:type="dxa"/>
@@ -1067,7 +1067,7 @@
       <w:tr>
         <w:tc>
           <w:tcPr>
-            <w:tcW w:w="1180" w:type="dxa"/>
+            <w:tcW w:w="1500" w:type="dxa"/>
             <w:shd w:fill="F5F3F1"/>
             <w:tcMar>
               <w:top w:w="120" w:type="dxa"/>
@@ -1088,7 +1088,7 @@
         </w:tc>
         <w:tc>
           <w:tcPr>
-            <w:tcW w:w="7940" w:type="dxa"/>
+            <w:tcW w:w="7620" w:type="dxa"/>
             <w:shd w:fill="F5F3F1"/>
             <w:tcMar>
               <w:top w:w="120" w:type="dxa"/>
@@ -1111,7 +1111,7 @@
       <w:tr>
         <w:tc>
           <w:tcPr>
-            <w:tcW w:w="1180" w:type="dxa"/>
+            <w:tcW w:w="1500" w:type="dxa"/>
             <w:tcMar>
               <w:top w:w="120" w:type="dxa"/>
               <w:left w:w="150" w:type="dxa"/>
@@ -1131,7 +1131,7 @@
         </w:tc>
         <w:tc>
           <w:tcPr>
-            <w:tcW w:w="7940" w:type="dxa"/>
+            <w:tcW w:w="7620" w:type="dxa"/>
             <w:tcMar>
               <w:top w:w="120" w:type="dxa"/>
               <w:left w:w="150" w:type="dxa"/>
@@ -1153,7 +1153,7 @@
       <w:tr>
         <w:tc>
           <w:tcPr>
-            <w:tcW w:w="1180" w:type="dxa"/>
+            <w:tcW w:w="1500" w:type="dxa"/>
             <w:shd w:fill="F5F3F1"/>
             <w:tcMar>
               <w:top w:w="120" w:type="dxa"/>
@@ -1174,7 +1174,7 @@
         </w:tc>
         <w:tc>
           <w:tcPr>
-            <w:tcW w:w="7940" w:type="dxa"/>
+            <w:tcW w:w="7620" w:type="dxa"/>
             <w:shd w:fill="F5F3F1"/>
             <w:tcMar>
               <w:top w:w="120" w:type="dxa"/>
@@ -1197,7 +1197,7 @@
       <w:tr>
         <w:tc>
           <w:tcPr>
-            <w:tcW w:w="1180" w:type="dxa"/>
+            <w:tcW w:w="1500" w:type="dxa"/>
             <w:tcMar>
               <w:top w:w="120" w:type="dxa"/>
               <w:left w:w="150" w:type="dxa"/>
@@ -1217,7 +1217,7 @@
         </w:tc>
         <w:tc>
           <w:tcPr>
-            <w:tcW w:w="7940" w:type="dxa"/>
+            <w:tcW w:w="7620" w:type="dxa"/>
             <w:tcMar>
               <w:top w:w="120" w:type="dxa"/>
               <w:left w:w="150" w:type="dxa"/>
@@ -1239,7 +1239,7 @@
       <w:tr>
         <w:tc>
           <w:tcPr>
-            <w:tcW w:w="1180" w:type="dxa"/>
+            <w:tcW w:w="1500" w:type="dxa"/>
             <w:shd w:fill="F5F3F1"/>
             <w:tcMar>
               <w:top w:w="120" w:type="dxa"/>
@@ -1260,7 +1260,7 @@
         </w:tc>
         <w:tc>
           <w:tcPr>
-            <w:tcW w:w="7940" w:type="dxa"/>
+            <w:tcW w:w="7620" w:type="dxa"/>
             <w:shd w:fill="F5F3F1"/>
             <w:tcMar>
               <w:top w:w="120" w:type="dxa"/>
@@ -1283,7 +1283,7 @@
       <w:tr>
         <w:tc>
           <w:tcPr>
-            <w:tcW w:w="1180" w:type="dxa"/>
+            <w:tcW w:w="1500" w:type="dxa"/>
             <w:tcMar>
               <w:top w:w="120" w:type="dxa"/>
               <w:left w:w="150" w:type="dxa"/>
@@ -1303,7 +1303,7 @@
         </w:tc>
         <w:tc>
           <w:tcPr>
-            <w:tcW w:w="7940" w:type="dxa"/>
+            <w:tcW w:w="7620" w:type="dxa"/>
             <w:tcMar>
               <w:top w:w="120" w:type="dxa"/>
               <w:left w:w="150" w:type="dxa"/>
